--- a/курсовой/2026-09-18-доп/predproektnyi_etap_upakovochnyi_mehanizm_25_punktov.docx
+++ b/курсовой/2026-09-18-доп/predproektnyi_etap_upakovochnyi_mehanizm_25_punktov.docx
@@ -2478,98 +2478,136 @@
       </w:r>
     </w:p>
     <w:p>
+      <w:pPr>
+        <w:pStyle w:val="Heading1"/>
+        <w:spacing w:before="160" w:after="80"/>
+      </w:pPr>
       <w:r>
-        <w:br w:type="page"/>
-      </w:r>
-    </w:p>
-    <w:p>
-      <w:r>
-        <w:rPr>
-          <w:b/>
-          <w:sz w:val="26"/>
-        </w:rPr>
-        <w:t>Дополнение к предпроектному этапу (2026-09-18): материал крышки, уточнённый расчёт усилия, недостающие количественные критерии</w:t>
-      </w:r>
-    </w:p>
-    <w:p>
-      <w:r>
-        <w:rPr>
-          <w:b/>
-          <w:sz w:val="26"/>
-        </w:rPr>
         <w:t>19. Материал кронен-крышки и уточнённый расчёт усилия укупоривания</w:t>
       </w:r>
     </w:p>
     <w:p>
+      <w:pPr>
+        <w:spacing w:after="80" w:line="276" w:lineRule="auto"/>
+        <w:ind w:firstLine="709"/>
+      </w:pPr>
       <w:r>
         <w:t>Принимается материал крышки — жесть SR T3–T4 (ГОСТ-аналог — жесть ЭЖК, ГОСТ 13345), толщина s = 0,20–0,22 мм (стандарт для кронен-крышек Ø26 мм). Предел текучести данной жести по международным данным для T3–T4 лежит в диапазоне 380–450 МПа; для расчёта принимается σт ≈ 400 МПа.</w:t>
       </w:r>
     </w:p>
     <w:p>
+      <w:pPr>
+        <w:spacing w:after="80" w:line="276" w:lineRule="auto"/>
+        <w:ind w:firstLine="709"/>
+      </w:pPr>
       <w:r>
         <w:t>Оценка усилия укупоривания через пластический момент изгиба одного зубца крышки (упрощённая модель прямоугольного сечения):</w:t>
       </w:r>
     </w:p>
     <w:p>
+      <w:pPr>
+        <w:spacing w:after="80" w:line="276" w:lineRule="auto"/>
+        <w:ind w:firstLine="709"/>
+      </w:pPr>
       <w:r>
         <w:t>Mт = σт · b · h² / 4,</w:t>
       </w:r>
     </w:p>
     <w:p>
+      <w:pPr>
+        <w:spacing w:after="80" w:line="276" w:lineRule="auto"/>
+        <w:ind w:firstLine="709"/>
+      </w:pPr>
       <w:r>
         <w:t>где b — ширина одного зубца (развёртка по окружности крышки Ø32,10 мм на 21 зубец): b = π·D/n ≈ π·32,10/21 ≈ 4,8 мм; h = s ≈ 0,21 мм.</w:t>
       </w:r>
     </w:p>
     <w:p>
+      <w:pPr>
+        <w:spacing w:after="80" w:line="276" w:lineRule="auto"/>
+        <w:ind w:firstLine="709"/>
+      </w:pPr>
       <w:r>
         <w:t>Mт = 400·10⁶ · 0,0048 · (0,00021)² / 4 ≈ 0,0212 Н·м на один зубец.</w:t>
       </w:r>
     </w:p>
     <w:p>
+      <w:pPr>
+        <w:spacing w:after="80" w:line="276" w:lineRule="auto"/>
+        <w:ind w:firstLine="709"/>
+      </w:pPr>
       <w:r>
         <w:t>Плечо приложения усилия головки относительно линии сгиба принимается a ≈ h_зубца/2 = 3 мм (высота зубца крышки 6 мм). Тогда усилие на один зубец:</w:t>
       </w:r>
     </w:p>
     <w:p>
+      <w:pPr>
+        <w:spacing w:after="80" w:line="276" w:lineRule="auto"/>
+        <w:ind w:firstLine="709"/>
+      </w:pPr>
       <w:r>
         <w:t>F_зубец = Mт / a ≈ 0,0212 / 0,003 ≈ 7,1 Н.</w:t>
       </w:r>
     </w:p>
     <w:p>
+      <w:pPr>
+        <w:spacing w:after="80" w:line="276" w:lineRule="auto"/>
+        <w:ind w:firstLine="709"/>
+      </w:pPr>
       <w:r>
         <w:t>Суммарно на все 21 зубец при одновременном обжиме: F_идеал = 21 · 7,1 ≈ 148 Н.</w:t>
       </w:r>
     </w:p>
     <w:p>
+      <w:pPr>
+        <w:spacing w:after="80" w:line="276" w:lineRule="auto"/>
+        <w:ind w:firstLine="709"/>
+      </w:pPr>
       <w:r>
         <w:t>Идеальный пластический момент не учитывает трение головки о крышку, неравномерность деформации по контуру, упрочнение материала при пластической деформации и необходимость создания устойчивой остаточной деформации (заход за σт с запасом, а не только его достижение). Для перехода от идеализированного расчёта к реальному технологическому усилию вводится обобщённый коэффициент k = 5…6 (типичное значение для операций листовой гибки/обжима):</w:t>
       </w:r>
     </w:p>
     <w:p>
+      <w:pPr>
+        <w:spacing w:after="80" w:line="276" w:lineRule="auto"/>
+        <w:ind w:firstLine="709"/>
+      </w:pPr>
       <w:r>
         <w:t>F = k · F_идеал ≈ 5,5 · 148 ≈ 814 Н.</w:t>
       </w:r>
     </w:p>
     <w:p>
+      <w:pPr>
+        <w:spacing w:after="80" w:line="276" w:lineRule="auto"/>
+        <w:ind w:firstLine="709"/>
+      </w:pPr>
       <w:r>
         <w:t>Результат согласуется с ранее принятым ориентировочным значением F ≈ 800 Н (п.16) — теперь оно имеет аналитическое обоснование через материал и геометрию крышки, как и требовалось по замечанию преподавателя. Итоговое значение уточняется на расчётном этапе (8-я неделя) при силовом расчёте тангенсного механизма.</w:t>
       </w:r>
     </w:p>
     <w:p>
+      <w:pPr>
+        <w:pStyle w:val="Heading1"/>
+        <w:spacing w:before="160" w:after="80"/>
+      </w:pPr>
       <w:r>
-        <w:rPr>
-          <w:b/>
-          <w:sz w:val="26"/>
-        </w:rPr>
         <w:t>20. Эргономика</w:t>
       </w:r>
     </w:p>
     <w:p>
+      <w:pPr>
+        <w:spacing w:after="80" w:line="276" w:lineRule="auto"/>
+        <w:ind w:firstLine="709"/>
+      </w:pPr>
       <w:r>
         <w:t>Согласно ГОСТ 12.2.049-80 «ССБТ. Оборудование производственное. Общие эргономические требования», рекомендуемое усилие на рычаг ручного привода составляет: не более 150 Н при разовом/нечастом приложении, не более 40–60 Н при частом многократном использовании в течение смены.</w:t>
       </w:r>
     </w:p>
     <w:p>
+      <w:pPr>
+        <w:spacing w:after="80" w:line="276" w:lineRule="auto"/>
+        <w:ind w:firstLine="709"/>
+      </w:pPr>
       <w:r>
         <w:t>Учитывая тип производства (единичное/мелкосерийное, устройство не эксплуатируется непрерывно весь рабочий день), принимаются:</w:t>
       </w:r>
@@ -2577,6 +2615,8 @@
     <w:p>
       <w:pPr>
         <w:pStyle w:val="ListBullet"/>
+        <w:spacing w:after="40"/>
+        <w:ind w:hanging="170" w:left="397"/>
       </w:pPr>
       <w:r>
         <w:t>целевое рабочее усилие на рукоятке: P ≈ 50–60 Н;</w:t>
@@ -2585,6 +2625,8 @@
     <w:p>
       <w:pPr>
         <w:pStyle w:val="ListBullet"/>
+        <w:spacing w:after="40"/>
+        <w:ind w:hanging="170" w:left="397"/>
       </w:pPr>
       <w:r>
         <w:t>предельно допустимое кратковременное усилие: Pmax ≈ 75 Н (укладывается в норматив для нечастого использования);</w:t>
@@ -2593,6 +2635,8 @@
     <w:p>
       <w:pPr>
         <w:pStyle w:val="ListBullet"/>
+        <w:spacing w:after="40"/>
+        <w:ind w:hanging="170" w:left="397"/>
       </w:pPr>
       <w:r>
         <w:t>рекомендуемая высота рабочей поверхности стола под устройство: 750–900 мм (стандартный эргономический диапазон для ручных операций стоя/сидя);</w:t>
@@ -2601,21 +2645,27 @@
     <w:p>
       <w:pPr>
         <w:pStyle w:val="ListBullet"/>
+        <w:spacing w:after="40"/>
+        <w:ind w:hanging="170" w:left="397"/>
       </w:pPr>
       <w:r>
         <w:t>угол наклона рукоятки в среднем положении хода — не более 30–45° от горизонтали для естественного хвата кистью.</w:t>
       </w:r>
     </w:p>
     <w:p>
+      <w:pPr>
+        <w:pStyle w:val="Heading1"/>
+        <w:spacing w:before="160" w:after="80"/>
+      </w:pPr>
       <w:r>
-        <w:rPr>
-          <w:b/>
-          <w:sz w:val="26"/>
-        </w:rPr>
         <w:t>21. Допустимые габариты</w:t>
       </w:r>
     </w:p>
     <w:p>
+      <w:pPr>
+        <w:spacing w:after="80" w:line="276" w:lineRule="auto"/>
+        <w:ind w:firstLine="709"/>
+      </w:pPr>
       <w:r>
         <w:t>Оценка выполнена по высоте расчётной бутылки (226,5 мм) с запасом на установку/съём сверху и снизу, а также по вылету рукоятки (L ≈ 350 мм):</w:t>
       </w:r>
@@ -2623,6 +2673,8 @@
     <w:p>
       <w:pPr>
         <w:pStyle w:val="ListBullet"/>
+        <w:spacing w:after="40"/>
+        <w:ind w:hanging="170" w:left="397"/>
       </w:pPr>
       <w:r>
         <w:t>габариты основания: ≈ 200 × 150 мм;</w:t>
@@ -2631,6 +2683,8 @@
     <w:p>
       <w:pPr>
         <w:pStyle w:val="ListBullet"/>
+        <w:spacing w:after="40"/>
+        <w:ind w:hanging="170" w:left="397"/>
       </w:pPr>
       <w:r>
         <w:t>высота устройства: ≈ 400–450 мм;</w:t>
@@ -2639,101 +2693,144 @@
     <w:p>
       <w:pPr>
         <w:pStyle w:val="ListBullet"/>
+        <w:spacing w:after="40"/>
+        <w:ind w:hanging="170" w:left="397"/>
       </w:pPr>
       <w:r>
         <w:t>общий габаритный контур (с учётом вылета рукоятки): не более 450 × 450 × 420 мм (Д × Ш × В).</w:t>
       </w:r>
     </w:p>
     <w:p>
+      <w:pPr>
+        <w:spacing w:after="80" w:line="276" w:lineRule="auto"/>
+        <w:ind w:firstLine="709"/>
+      </w:pPr>
       <w:r>
         <w:t>Значения предварительные, уточняются на конструкторском этапе (11-я неделя) после определения точной геометрии укупорочной головки и станины.</w:t>
       </w:r>
     </w:p>
     <w:p>
+      <w:pPr>
+        <w:pStyle w:val="Heading1"/>
+        <w:spacing w:before="160" w:after="80"/>
+      </w:pPr>
       <w:r>
-        <w:rPr>
-          <w:b/>
-          <w:sz w:val="26"/>
-        </w:rPr>
         <w:t>22. Масса устройства</w:t>
       </w:r>
     </w:p>
     <w:p>
+      <w:pPr>
+        <w:spacing w:after="80" w:line="276" w:lineRule="auto"/>
+        <w:ind w:firstLine="709"/>
+      </w:pPr>
       <w:r>
         <w:t>Оценка по объёму металла основных деталей (основание, стойка, кулиса, ползун, рукоятка, укупорочная головка) из стали (ρ ≈ 7850 кг/м³) при ориентировочном суммарном объёме 250–350 см³:</w:t>
       </w:r>
     </w:p>
     <w:p>
+      <w:pPr>
+        <w:spacing w:after="80" w:line="276" w:lineRule="auto"/>
+        <w:ind w:firstLine="709"/>
+      </w:pPr>
       <w:r>
         <w:t>m ≈ 2–3 кг (без учёта массы устанавливаемой бутылки).</w:t>
       </w:r>
     </w:p>
     <w:p>
+      <w:pPr>
+        <w:spacing w:after="80" w:line="276" w:lineRule="auto"/>
+        <w:ind w:firstLine="709"/>
+      </w:pPr>
       <w:r>
         <w:t>Критерий: масса готового устройства — не более 3 кг, что обеспечивает удобство переноски настольного ручного инструмента.</w:t>
       </w:r>
     </w:p>
     <w:p>
+      <w:pPr>
+        <w:pStyle w:val="Heading1"/>
+        <w:spacing w:before="160" w:after="80"/>
+      </w:pPr>
       <w:r>
-        <w:rPr>
-          <w:b/>
-          <w:sz w:val="26"/>
-        </w:rPr>
         <w:t>23. Прочность</w:t>
       </w:r>
     </w:p>
     <w:p>
+      <w:pPr>
+        <w:spacing w:after="80" w:line="276" w:lineRule="auto"/>
+        <w:ind w:firstLine="709"/>
+      </w:pPr>
       <w:r>
         <w:t>Для деталей механизма (кулиса, ползун, камень, ось) принимается сталь 45 (нормализованная), σт ≈ 360 МПа. Коэффициент запаса для деталей машин при статическом/малоцикловом нагружении — n = 1,8:</w:t>
       </w:r>
     </w:p>
     <w:p>
+      <w:pPr>
+        <w:spacing w:after="80" w:line="276" w:lineRule="auto"/>
+        <w:ind w:firstLine="709"/>
+      </w:pPr>
       <w:r>
         <w:t>[σ] = σт / n = 360 / 1,8 ≈ 200 МПа.</w:t>
       </w:r>
     </w:p>
     <w:p>
+      <w:pPr>
+        <w:spacing w:after="80" w:line="276" w:lineRule="auto"/>
+        <w:ind w:firstLine="709"/>
+      </w:pPr>
       <w:r>
         <w:t>Критерий: максимальные напряжения в сечениях деталей механизма σmax ≤ 200 МПа (деталь должна оставаться в упругой области — см. п.12).</w:t>
       </w:r>
     </w:p>
     <w:p>
+      <w:pPr>
+        <w:pStyle w:val="Heading1"/>
+        <w:spacing w:before="160" w:after="80"/>
+      </w:pPr>
       <w:r>
-        <w:rPr>
-          <w:b/>
-          <w:sz w:val="26"/>
-        </w:rPr>
         <w:t>24. Долговечность</w:t>
       </w:r>
     </w:p>
     <w:p>
+      <w:pPr>
+        <w:spacing w:after="80" w:line="276" w:lineRule="auto"/>
+        <w:ind w:firstLine="709"/>
+      </w:pPr>
       <w:r>
         <w:t>Тип производства (единичное/мелкосерийное) не предполагает промышленного конвейерного ресурса, но устройство должно выдерживать многократную эксплуатацию без разрушения деталей и потери кинематической точности.</w:t>
       </w:r>
     </w:p>
     <w:p>
+      <w:pPr>
+        <w:spacing w:after="80" w:line="276" w:lineRule="auto"/>
+        <w:ind w:firstLine="709"/>
+      </w:pPr>
       <w:r>
         <w:t>Принимается расчётный ресурс: N ≥ 20 000 циклов укупоривания. При ориентировочной интенсивности использования 50–100 циклов/день это соответствует ~1–2 годам активной эксплуатации в условиях мелкого производства/HoReCa.</w:t>
       </w:r>
     </w:p>
     <w:p>
+      <w:pPr>
+        <w:spacing w:after="80" w:line="276" w:lineRule="auto"/>
+        <w:ind w:firstLine="709"/>
+      </w:pPr>
       <w:r>
         <w:t>Испытание на полный ресурс не входит в задачи кинематического прототипа для защиты курсового проекта — это требование к финальному изделию, а не к демонстрационному прототипу.</w:t>
       </w:r>
     </w:p>
     <w:p>
+      <w:pPr>
+        <w:pStyle w:val="Heading1"/>
+        <w:spacing w:before="160" w:after="80"/>
+      </w:pPr>
       <w:r>
-        <w:rPr>
-          <w:b/>
-          <w:sz w:val="26"/>
-        </w:rPr>
-        <w:t>25. Сводная таблица количественных критериев (8 из 8)</w:t>
+        <w:t>25. Сводная таблица количественных критериев</w:t>
       </w:r>
     </w:p>
     <w:tbl>
       <w:tblPr>
         <w:tblStyle w:val="TableGrid"/>
         <w:tblW w:type="auto" w:w="0"/>
+        <w:jc w:val="center"/>
         <w:tblLook w:firstColumn="1" w:firstRow="1" w:lastColumn="0" w:lastRow="0" w:noHBand="0" w:noVBand="1" w:val="04A0"/>
       </w:tblPr>
       <w:tblGrid>
@@ -2745,9 +2842,18 @@
         <w:tc>
           <w:tcPr>
             <w:tcW w:type="dxa" w:w="3324"/>
+            <w:vAlign w:val="center"/>
           </w:tcPr>
           <w:p>
+            <w:pPr>
+              <w:spacing w:before="0" w:after="0" w:line="240" w:lineRule="auto"/>
+            </w:pPr>
+            <w:r/>
             <w:r>
+              <w:rPr>
+                <w:rFonts w:ascii="Times New Roman" w:hAnsi="Times New Roman" w:eastAsia="Times New Roman"/>
+                <w:sz w:val="24"/>
+              </w:rPr>
               <w:t>Критерий</w:t>
             </w:r>
           </w:p>
@@ -2755,9 +2861,18 @@
         <w:tc>
           <w:tcPr>
             <w:tcW w:type="dxa" w:w="3324"/>
+            <w:vAlign w:val="center"/>
           </w:tcPr>
           <w:p>
+            <w:pPr>
+              <w:spacing w:before="0" w:after="0" w:line="240" w:lineRule="auto"/>
+            </w:pPr>
+            <w:r/>
             <w:r>
+              <w:rPr>
+                <w:rFonts w:ascii="Times New Roman" w:hAnsi="Times New Roman" w:eastAsia="Times New Roman"/>
+                <w:sz w:val="24"/>
+              </w:rPr>
               <w:t>Значение</w:t>
             </w:r>
           </w:p>
@@ -2765,9 +2880,18 @@
         <w:tc>
           <w:tcPr>
             <w:tcW w:type="dxa" w:w="3324"/>
+            <w:vAlign w:val="center"/>
           </w:tcPr>
           <w:p>
+            <w:pPr>
+              <w:spacing w:before="0" w:after="0" w:line="240" w:lineRule="auto"/>
+            </w:pPr>
+            <w:r/>
             <w:r>
+              <w:rPr>
+                <w:rFonts w:ascii="Times New Roman" w:hAnsi="Times New Roman" w:eastAsia="Times New Roman"/>
+                <w:sz w:val="24"/>
+              </w:rPr>
               <w:t>Статус</w:t>
             </w:r>
           </w:p>
@@ -2777,9 +2901,18 @@
         <w:tc>
           <w:tcPr>
             <w:tcW w:type="dxa" w:w="3324"/>
+            <w:vAlign w:val="center"/>
           </w:tcPr>
           <w:p>
+            <w:pPr>
+              <w:spacing w:before="0" w:after="0" w:line="240" w:lineRule="auto"/>
+            </w:pPr>
+            <w:r/>
             <w:r>
+              <w:rPr>
+                <w:rFonts w:ascii="Times New Roman" w:hAnsi="Times New Roman" w:eastAsia="Times New Roman"/>
+                <w:sz w:val="24"/>
+              </w:rPr>
               <w:t>1. Производительность</w:t>
             </w:r>
           </w:p>
@@ -2787,9 +2920,18 @@
         <w:tc>
           <w:tcPr>
             <w:tcW w:type="dxa" w:w="3324"/>
+            <w:vAlign w:val="center"/>
           </w:tcPr>
           <w:p>
+            <w:pPr>
+              <w:spacing w:before="0" w:after="0" w:line="240" w:lineRule="auto"/>
+            </w:pPr>
+            <w:r/>
             <w:r>
+              <w:rPr>
+                <w:rFonts w:ascii="Times New Roman" w:hAnsi="Times New Roman" w:eastAsia="Times New Roman"/>
+                <w:sz w:val="24"/>
+              </w:rPr>
               <w:t>Q = 6 бутылок/мин</w:t>
             </w:r>
           </w:p>
@@ -2797,9 +2939,18 @@
         <w:tc>
           <w:tcPr>
             <w:tcW w:type="dxa" w:w="3324"/>
+            <w:vAlign w:val="center"/>
           </w:tcPr>
           <w:p>
+            <w:pPr>
+              <w:spacing w:before="0" w:after="0" w:line="240" w:lineRule="auto"/>
+            </w:pPr>
+            <w:r/>
             <w:r>
+              <w:rPr>
+                <w:rFonts w:ascii="Times New Roman" w:hAnsi="Times New Roman" w:eastAsia="Times New Roman"/>
+                <w:sz w:val="24"/>
+              </w:rPr>
               <w:t>Готово</w:t>
             </w:r>
           </w:p>
@@ -2809,9 +2960,18 @@
         <w:tc>
           <w:tcPr>
             <w:tcW w:type="dxa" w:w="3324"/>
+            <w:vAlign w:val="center"/>
           </w:tcPr>
           <w:p>
+            <w:pPr>
+              <w:spacing w:before="0" w:after="0" w:line="240" w:lineRule="auto"/>
+            </w:pPr>
+            <w:r/>
             <w:r>
+              <w:rPr>
+                <w:rFonts w:ascii="Times New Roman" w:hAnsi="Times New Roman" w:eastAsia="Times New Roman"/>
+                <w:sz w:val="24"/>
+              </w:rPr>
               <w:t>2. Кинематика звеньев</w:t>
             </w:r>
           </w:p>
@@ -2819,9 +2979,18 @@
         <w:tc>
           <w:tcPr>
             <w:tcW w:type="dxa" w:w="3324"/>
+            <w:vAlign w:val="center"/>
           </w:tcPr>
           <w:p>
+            <w:pPr>
+              <w:spacing w:before="0" w:after="0" w:line="240" w:lineRule="auto"/>
+            </w:pPr>
+            <w:r/>
             <w:r>
+              <w:rPr>
+                <w:rFonts w:ascii="Times New Roman" w:hAnsi="Times New Roman" w:eastAsia="Times New Roman"/>
+                <w:sz w:val="24"/>
+              </w:rPr>
               <w:t>S≈15мм, Δφ≤30°, L≈350мм</w:t>
             </w:r>
           </w:p>
@@ -2829,10 +2998,19 @@
         <w:tc>
           <w:tcPr>
             <w:tcW w:type="dxa" w:w="3324"/>
+            <w:vAlign w:val="center"/>
           </w:tcPr>
           <w:p>
+            <w:pPr>
+              <w:spacing w:before="0" w:after="0" w:line="240" w:lineRule="auto"/>
+            </w:pPr>
+            <w:r/>
             <w:r>
-              <w:t>Предварительно (уточняется метрическим синтезом)</w:t>
+              <w:rPr>
+                <w:rFonts w:ascii="Times New Roman" w:hAnsi="Times New Roman" w:eastAsia="Times New Roman"/>
+                <w:sz w:val="24"/>
+              </w:rPr>
+              <w:t>Предварительно</w:t>
             </w:r>
           </w:p>
         </w:tc>
@@ -2841,9 +3019,18 @@
         <w:tc>
           <w:tcPr>
             <w:tcW w:type="dxa" w:w="3324"/>
+            <w:vAlign w:val="center"/>
           </w:tcPr>
           <w:p>
+            <w:pPr>
+              <w:spacing w:before="0" w:after="0" w:line="240" w:lineRule="auto"/>
+            </w:pPr>
+            <w:r/>
             <w:r>
+              <w:rPr>
+                <w:rFonts w:ascii="Times New Roman" w:hAnsi="Times New Roman" w:eastAsia="Times New Roman"/>
+                <w:sz w:val="24"/>
+              </w:rPr>
               <w:t>3. Силовые характеристики</w:t>
             </w:r>
           </w:p>
@@ -2851,20 +3038,38 @@
         <w:tc>
           <w:tcPr>
             <w:tcW w:type="dxa" w:w="3324"/>
+            <w:vAlign w:val="center"/>
           </w:tcPr>
           <w:p>
+            <w:pPr>
+              <w:spacing w:before="0" w:after="0" w:line="240" w:lineRule="auto"/>
+            </w:pPr>
+            <w:r/>
             <w:r>
-              <w:t>F≈800Н (см. п.19, обоснован расчётом)</w:t>
+              <w:rPr>
+                <w:rFonts w:ascii="Times New Roman" w:hAnsi="Times New Roman" w:eastAsia="Times New Roman"/>
+                <w:sz w:val="24"/>
+              </w:rPr>
+              <w:t>F≈800Н (п.19)</w:t>
             </w:r>
           </w:p>
         </w:tc>
         <w:tc>
           <w:tcPr>
             <w:tcW w:type="dxa" w:w="3324"/>
+            <w:vAlign w:val="center"/>
           </w:tcPr>
           <w:p>
+            <w:pPr>
+              <w:spacing w:before="0" w:after="0" w:line="240" w:lineRule="auto"/>
+            </w:pPr>
+            <w:r/>
             <w:r>
-              <w:t>Готово (оценка), уточняется на расчётном этапе</w:t>
+              <w:rPr>
+                <w:rFonts w:ascii="Times New Roman" w:hAnsi="Times New Roman" w:eastAsia="Times New Roman"/>
+                <w:sz w:val="24"/>
+              </w:rPr>
+              <w:t>Готово (оценка)</w:t>
             </w:r>
           </w:p>
         </w:tc>
@@ -2873,9 +3078,18 @@
         <w:tc>
           <w:tcPr>
             <w:tcW w:type="dxa" w:w="3324"/>
+            <w:vAlign w:val="center"/>
           </w:tcPr>
           <w:p>
+            <w:pPr>
+              <w:spacing w:before="0" w:after="0" w:line="240" w:lineRule="auto"/>
+            </w:pPr>
+            <w:r/>
             <w:r>
+              <w:rPr>
+                <w:rFonts w:ascii="Times New Roman" w:hAnsi="Times New Roman" w:eastAsia="Times New Roman"/>
+                <w:sz w:val="24"/>
+              </w:rPr>
               <w:t>4. Эргономика</w:t>
             </w:r>
           </w:p>
@@ -2883,19 +3097,37 @@
         <w:tc>
           <w:tcPr>
             <w:tcW w:type="dxa" w:w="3324"/>
+            <w:vAlign w:val="center"/>
           </w:tcPr>
           <w:p>
+            <w:pPr>
+              <w:spacing w:before="0" w:after="0" w:line="240" w:lineRule="auto"/>
+            </w:pPr>
+            <w:r/>
             <w:r>
-              <w:t>P≈50–60Н, Pmax≈75Н, ГОСТ 12.2.049</w:t>
+              <w:rPr>
+                <w:rFonts w:ascii="Times New Roman" w:hAnsi="Times New Roman" w:eastAsia="Times New Roman"/>
+                <w:sz w:val="24"/>
+              </w:rPr>
+              <w:t>P≈50–60Н, Pmax≈75Н</w:t>
             </w:r>
           </w:p>
         </w:tc>
         <w:tc>
           <w:tcPr>
             <w:tcW w:type="dxa" w:w="3324"/>
+            <w:vAlign w:val="center"/>
           </w:tcPr>
           <w:p>
+            <w:pPr>
+              <w:spacing w:before="0" w:after="0" w:line="240" w:lineRule="auto"/>
+            </w:pPr>
+            <w:r/>
             <w:r>
+              <w:rPr>
+                <w:rFonts w:ascii="Times New Roman" w:hAnsi="Times New Roman" w:eastAsia="Times New Roman"/>
+                <w:sz w:val="24"/>
+              </w:rPr>
               <w:t>Готово</w:t>
             </w:r>
           </w:p>
@@ -2905,9 +3137,18 @@
         <w:tc>
           <w:tcPr>
             <w:tcW w:type="dxa" w:w="3324"/>
+            <w:vAlign w:val="center"/>
           </w:tcPr>
           <w:p>
+            <w:pPr>
+              <w:spacing w:before="0" w:after="0" w:line="240" w:lineRule="auto"/>
+            </w:pPr>
+            <w:r/>
             <w:r>
+              <w:rPr>
+                <w:rFonts w:ascii="Times New Roman" w:hAnsi="Times New Roman" w:eastAsia="Times New Roman"/>
+                <w:sz w:val="24"/>
+              </w:rPr>
               <w:t>5. Габариты</w:t>
             </w:r>
           </w:p>
@@ -2915,9 +3156,18 @@
         <w:tc>
           <w:tcPr>
             <w:tcW w:type="dxa" w:w="3324"/>
+            <w:vAlign w:val="center"/>
           </w:tcPr>
           <w:p>
+            <w:pPr>
+              <w:spacing w:before="0" w:after="0" w:line="240" w:lineRule="auto"/>
+            </w:pPr>
+            <w:r/>
             <w:r>
+              <w:rPr>
+                <w:rFonts w:ascii="Times New Roman" w:hAnsi="Times New Roman" w:eastAsia="Times New Roman"/>
+                <w:sz w:val="24"/>
+              </w:rPr>
               <w:t>≈450×450×420 мм</w:t>
             </w:r>
           </w:p>
@@ -2925,9 +3175,18 @@
         <w:tc>
           <w:tcPr>
             <w:tcW w:type="dxa" w:w="3324"/>
+            <w:vAlign w:val="center"/>
           </w:tcPr>
           <w:p>
+            <w:pPr>
+              <w:spacing w:before="0" w:after="0" w:line="240" w:lineRule="auto"/>
+            </w:pPr>
+            <w:r/>
             <w:r>
+              <w:rPr>
+                <w:rFonts w:ascii="Times New Roman" w:hAnsi="Times New Roman" w:eastAsia="Times New Roman"/>
+                <w:sz w:val="24"/>
+              </w:rPr>
               <w:t>Предварительно</w:t>
             </w:r>
           </w:p>
@@ -2937,9 +3196,18 @@
         <w:tc>
           <w:tcPr>
             <w:tcW w:type="dxa" w:w="3324"/>
+            <w:vAlign w:val="center"/>
           </w:tcPr>
           <w:p>
+            <w:pPr>
+              <w:spacing w:before="0" w:after="0" w:line="240" w:lineRule="auto"/>
+            </w:pPr>
+            <w:r/>
             <w:r>
+              <w:rPr>
+                <w:rFonts w:ascii="Times New Roman" w:hAnsi="Times New Roman" w:eastAsia="Times New Roman"/>
+                <w:sz w:val="24"/>
+              </w:rPr>
               <w:t>6. Масса</w:t>
             </w:r>
           </w:p>
@@ -2947,9 +3215,18 @@
         <w:tc>
           <w:tcPr>
             <w:tcW w:type="dxa" w:w="3324"/>
+            <w:vAlign w:val="center"/>
           </w:tcPr>
           <w:p>
+            <w:pPr>
+              <w:spacing w:before="0" w:after="0" w:line="240" w:lineRule="auto"/>
+            </w:pPr>
+            <w:r/>
             <w:r>
+              <w:rPr>
+                <w:rFonts w:ascii="Times New Roman" w:hAnsi="Times New Roman" w:eastAsia="Times New Roman"/>
+                <w:sz w:val="24"/>
+              </w:rPr>
               <w:t>≤ 3 кг</w:t>
             </w:r>
           </w:p>
@@ -2957,9 +3234,18 @@
         <w:tc>
           <w:tcPr>
             <w:tcW w:type="dxa" w:w="3324"/>
+            <w:vAlign w:val="center"/>
           </w:tcPr>
           <w:p>
+            <w:pPr>
+              <w:spacing w:before="0" w:after="0" w:line="240" w:lineRule="auto"/>
+            </w:pPr>
+            <w:r/>
             <w:r>
+              <w:rPr>
+                <w:rFonts w:ascii="Times New Roman" w:hAnsi="Times New Roman" w:eastAsia="Times New Roman"/>
+                <w:sz w:val="24"/>
+              </w:rPr>
               <w:t>Предварительно</w:t>
             </w:r>
           </w:p>
@@ -2969,9 +3255,18 @@
         <w:tc>
           <w:tcPr>
             <w:tcW w:type="dxa" w:w="3324"/>
+            <w:vAlign w:val="center"/>
           </w:tcPr>
           <w:p>
+            <w:pPr>
+              <w:spacing w:before="0" w:after="0" w:line="240" w:lineRule="auto"/>
+            </w:pPr>
+            <w:r/>
             <w:r>
+              <w:rPr>
+                <w:rFonts w:ascii="Times New Roman" w:hAnsi="Times New Roman" w:eastAsia="Times New Roman"/>
+                <w:sz w:val="24"/>
+              </w:rPr>
               <w:t>7. Прочность</w:t>
             </w:r>
           </w:p>
@@ -2979,20 +3274,38 @@
         <w:tc>
           <w:tcPr>
             <w:tcW w:type="dxa" w:w="3324"/>
+            <w:vAlign w:val="center"/>
           </w:tcPr>
           <w:p>
+            <w:pPr>
+              <w:spacing w:before="0" w:after="0" w:line="240" w:lineRule="auto"/>
+            </w:pPr>
+            <w:r/>
             <w:r>
-              <w:t>[σ]≈200 МПа (сталь 45, n=1,8)</w:t>
+              <w:rPr>
+                <w:rFonts w:ascii="Times New Roman" w:hAnsi="Times New Roman" w:eastAsia="Times New Roman"/>
+                <w:sz w:val="24"/>
+              </w:rPr>
+              <w:t>[σ]≈200 МПа</w:t>
             </w:r>
           </w:p>
         </w:tc>
         <w:tc>
           <w:tcPr>
             <w:tcW w:type="dxa" w:w="3324"/>
+            <w:vAlign w:val="center"/>
           </w:tcPr>
           <w:p>
+            <w:pPr>
+              <w:spacing w:before="0" w:after="0" w:line="240" w:lineRule="auto"/>
+            </w:pPr>
+            <w:r/>
             <w:r>
-              <w:t>Готово (критерий задан)</w:t>
+              <w:rPr>
+                <w:rFonts w:ascii="Times New Roman" w:hAnsi="Times New Roman" w:eastAsia="Times New Roman"/>
+                <w:sz w:val="24"/>
+              </w:rPr>
+              <w:t>Готово</w:t>
             </w:r>
           </w:p>
         </w:tc>
@@ -3001,9 +3314,18 @@
         <w:tc>
           <w:tcPr>
             <w:tcW w:type="dxa" w:w="3324"/>
+            <w:vAlign w:val="center"/>
           </w:tcPr>
           <w:p>
+            <w:pPr>
+              <w:spacing w:before="0" w:after="0" w:line="240" w:lineRule="auto"/>
+            </w:pPr>
+            <w:r/>
             <w:r>
+              <w:rPr>
+                <w:rFonts w:ascii="Times New Roman" w:hAnsi="Times New Roman" w:eastAsia="Times New Roman"/>
+                <w:sz w:val="24"/>
+              </w:rPr>
               <w:t>8. Долговечность</w:t>
             </w:r>
           </w:p>
@@ -3011,9 +3333,18 @@
         <w:tc>
           <w:tcPr>
             <w:tcW w:type="dxa" w:w="3324"/>
+            <w:vAlign w:val="center"/>
           </w:tcPr>
           <w:p>
+            <w:pPr>
+              <w:spacing w:before="0" w:after="0" w:line="240" w:lineRule="auto"/>
+            </w:pPr>
+            <w:r/>
             <w:r>
+              <w:rPr>
+                <w:rFonts w:ascii="Times New Roman" w:hAnsi="Times New Roman" w:eastAsia="Times New Roman"/>
+                <w:sz w:val="24"/>
+              </w:rPr>
               <w:t>N ≥ 20 000 циклов</w:t>
             </w:r>
           </w:p>
@@ -3021,19 +3352,31 @@
         <w:tc>
           <w:tcPr>
             <w:tcW w:type="dxa" w:w="3324"/>
+            <w:vAlign w:val="center"/>
           </w:tcPr>
           <w:p>
+            <w:pPr>
+              <w:spacing w:before="0" w:after="0" w:line="240" w:lineRule="auto"/>
+            </w:pPr>
+            <w:r/>
             <w:r>
-              <w:t>Готово (целевой ресурс задан)</w:t>
+              <w:rPr>
+                <w:rFonts w:ascii="Times New Roman" w:hAnsi="Times New Roman" w:eastAsia="Times New Roman"/>
+                <w:sz w:val="24"/>
+              </w:rPr>
+              <w:t>Готово</w:t>
             </w:r>
           </w:p>
         </w:tc>
       </w:tr>
     </w:tbl>
-    <w:p/>
     <w:p>
+      <w:pPr>
+        <w:spacing w:after="80" w:line="276" w:lineRule="auto"/>
+        <w:ind w:firstLine="709"/>
+      </w:pPr>
       <w:r>
-        <w:t>Оба базовых критерия проекта (производительность и усилие) обоснованы количественно. Предпроектный этап (формирование ТЗ, 3-я неделя) закрыт полностью по всем 8 пунктам методички; часть значений помечена как предварительная и подлежит уточнению на расчётном (8-я неделя) и конструкторском (11-я неделя) этапах.</w:t>
+        <w:t>Оба базовых критерия проекта (производительность и усилие) обоснованы количественно. Предпроектный этап (формирование ТЗ, 3-я неделя) закрыт по всем 8 пунктам методички; часть значений помечена как предварительная и подлежит уточнению на расчётном (8-я неделя) и конструкторском (11-я неделя) этапах.</w:t>
       </w:r>
     </w:p>
     <w:sectPr>

--- a/курсовой/2026-09-18-доп/predproektnyi_etap_upakovochnyi_mehanizm_25_punktov.docx
+++ b/курсовой/2026-09-18-доп/predproektnyi_etap_upakovochnyi_mehanizm_25_punktov.docx
@@ -2492,16 +2492,20 @@
         <w:ind w:firstLine="709"/>
       </w:pPr>
       <w:r>
-        <w:t>Принимается материал крышки — жесть SR T3–T4 (ГОСТ-аналог — жесть ЭЖК, ГОСТ 13345), толщина s = 0,20–0,22 мм (стандарт для кронен-крышек Ø26 мм). Предел текучести данной жести по международным данным для T3–T4 лежит в диапазоне 380–450 МПа; для расчёта принимается σт ≈ 400 МПа.</w:t>
+        <w:t>Принимается материал крышки — жесть SR T3–T4 (ГОСТ-аналог — жесть ЭЖК, ГОСТ 13345), толщина s = 0,20–0,22 мм (стандарт для кронен-крышек Ø26 мм). Предел текучести данной жести по международным данным для T3–T4 лежит в диапазоне 380–450 МПа; для расчёта принимается:</w:t>
       </w:r>
     </w:p>
     <w:p>
       <w:pPr>
-        <w:spacing w:after="80" w:line="276" w:lineRule="auto"/>
-        <w:ind w:firstLine="709"/>
+        <w:spacing w:before="60" w:after="100"/>
+        <w:jc w:val="center"/>
       </w:pPr>
       <w:r>
-        <w:t>Оценка усилия укупоривания через пластический момент изгиба одного зубца крышки (упрощённая модель прямоугольного сечения):</w:t>
+        <w:rPr>
+          <w:rFonts w:ascii="Cambria Math" w:hAnsi="Cambria Math"/>
+          <w:sz w:val="28"/>
+        </w:rPr>
+        <w:t>σт ≈ 400 МПа</w:t>
       </w:r>
     </w:p>
     <w:p>
@@ -2510,16 +2514,20 @@
         <w:ind w:firstLine="709"/>
       </w:pPr>
       <w:r>
-        <w:t>Mт = σт · b · h² / 4,</w:t>
+        <w:t>Оценка усилия укупоривания выполняется через пластический момент изгиба одного зубца крышки (упрощённая модель прямоугольного сечения):</w:t>
       </w:r>
     </w:p>
     <w:p>
       <w:pPr>
-        <w:spacing w:after="80" w:line="276" w:lineRule="auto"/>
-        <w:ind w:firstLine="709"/>
+        <w:spacing w:before="60" w:after="100"/>
+        <w:jc w:val="center"/>
       </w:pPr>
       <w:r>
-        <w:t>где b — ширина одного зубца (развёртка по окружности крышки Ø32,10 мм на 21 зубец): b = π·D/n ≈ π·32,10/21 ≈ 4,8 мм; h = s ≈ 0,21 мм.</w:t>
+        <w:rPr>
+          <w:rFonts w:ascii="Cambria Math" w:hAnsi="Cambria Math"/>
+          <w:sz w:val="28"/>
+        </w:rPr>
+        <w:t>Mт = σт · b · h² / 4</w:t>
       </w:r>
     </w:p>
     <w:p>
@@ -2528,7 +2536,20 @@
         <w:ind w:firstLine="709"/>
       </w:pPr>
       <w:r>
-        <w:t>Mт = 400·10⁶ · 0,0048 · (0,00021)² / 4 ≈ 0,0212 Н·м на один зубец.</w:t>
+        <w:t>где b — ширина одного зубца (развёртка по окружности крышки Ø32,10 мм на 21 зубец): b = π·D/n ≈ π·32,10/21 ≈ 4,8 мм; h = s ≈ 0,21 мм. Подставляя значения, получаем момент на один зубец:</w:t>
+      </w:r>
+    </w:p>
+    <w:p>
+      <w:pPr>
+        <w:spacing w:before="60" w:after="100"/>
+        <w:jc w:val="center"/>
+      </w:pPr>
+      <w:r>
+        <w:rPr>
+          <w:rFonts w:ascii="Cambria Math" w:hAnsi="Cambria Math"/>
+          <w:sz w:val="28"/>
+        </w:rPr>
+        <w:t>Mт ≈ 0,0212 Н·м</w:t>
       </w:r>
     </w:p>
     <w:p>
@@ -2542,11 +2563,15 @@
     </w:p>
     <w:p>
       <w:pPr>
-        <w:spacing w:after="80" w:line="276" w:lineRule="auto"/>
-        <w:ind w:firstLine="709"/>
+        <w:spacing w:before="60" w:after="100"/>
+        <w:jc w:val="center"/>
       </w:pPr>
       <w:r>
-        <w:t>F_зубец = Mт / a ≈ 0,0212 / 0,003 ≈ 7,1 Н.</w:t>
+        <w:rPr>
+          <w:rFonts w:ascii="Cambria Math" w:hAnsi="Cambria Math"/>
+          <w:sz w:val="28"/>
+        </w:rPr>
+        <w:t>F_зубец = Mт / a ≈ 7,1 Н</w:t>
       </w:r>
     </w:p>
     <w:p>
@@ -2555,7 +2580,20 @@
         <w:ind w:firstLine="709"/>
       </w:pPr>
       <w:r>
-        <w:t>Суммарно на все 21 зубец при одновременном обжиме: F_идеал = 21 · 7,1 ≈ 148 Н.</w:t>
+        <w:t>Суммарно на все 21 зубец при одновременном обжиме:</w:t>
+      </w:r>
+    </w:p>
+    <w:p>
+      <w:pPr>
+        <w:spacing w:before="60" w:after="100"/>
+        <w:jc w:val="center"/>
+      </w:pPr>
+      <w:r>
+        <w:rPr>
+          <w:rFonts w:ascii="Cambria Math" w:hAnsi="Cambria Math"/>
+          <w:sz w:val="28"/>
+        </w:rPr>
+        <w:t>F_идеал = 21 · F_зубец ≈ 148 Н</w:t>
       </w:r>
     </w:p>
     <w:p>
@@ -2569,11 +2607,15 @@
     </w:p>
     <w:p>
       <w:pPr>
-        <w:spacing w:after="80" w:line="276" w:lineRule="auto"/>
-        <w:ind w:firstLine="709"/>
+        <w:spacing w:before="60" w:after="100"/>
+        <w:jc w:val="center"/>
       </w:pPr>
       <w:r>
-        <w:t>F = k · F_идеал ≈ 5,5 · 148 ≈ 814 Н.</w:t>
+        <w:rPr>
+          <w:rFonts w:ascii="Cambria Math" w:hAnsi="Cambria Math"/>
+          <w:sz w:val="28"/>
+        </w:rPr>
+        <w:t>F = k · F_идеал ≈ 814 Н</w:t>
       </w:r>
     </w:p>
     <w:p>
@@ -2729,11 +2771,15 @@
     </w:p>
     <w:p>
       <w:pPr>
-        <w:spacing w:after="80" w:line="276" w:lineRule="auto"/>
-        <w:ind w:firstLine="709"/>
+        <w:spacing w:before="60" w:after="100"/>
+        <w:jc w:val="center"/>
       </w:pPr>
       <w:r>
-        <w:t>m ≈ 2–3 кг (без учёта массы устанавливаемой бутылки).</w:t>
+        <w:rPr>
+          <w:rFonts w:ascii="Cambria Math" w:hAnsi="Cambria Math"/>
+          <w:sz w:val="28"/>
+        </w:rPr>
+        <w:t>m ≈ 2–3 кг</w:t>
       </w:r>
     </w:p>
     <w:p>
@@ -2742,7 +2788,7 @@
         <w:ind w:firstLine="709"/>
       </w:pPr>
       <w:r>
-        <w:t>Критерий: масса готового устройства — не более 3 кг, что обеспечивает удобство переноски настольного ручного инструмента.</w:t>
+        <w:t>Без учёта массы устанавливаемой бутылки. Критерий: масса готового устройства — не более 3 кг, что обеспечивает удобство переноски настольного ручного инструмента.</w:t>
       </w:r>
     </w:p>
     <w:p>
@@ -2765,11 +2811,15 @@
     </w:p>
     <w:p>
       <w:pPr>
-        <w:spacing w:after="80" w:line="276" w:lineRule="auto"/>
-        <w:ind w:firstLine="709"/>
+        <w:spacing w:before="60" w:after="100"/>
+        <w:jc w:val="center"/>
       </w:pPr>
       <w:r>
-        <w:t>[σ] = σт / n = 360 / 1,8 ≈ 200 МПа.</w:t>
+        <w:rPr>
+          <w:rFonts w:ascii="Cambria Math" w:hAnsi="Cambria Math"/>
+          <w:sz w:val="28"/>
+        </w:rPr>
+        <w:t>[σ] = σт / n ≈ 200 МПа</w:t>
       </w:r>
     </w:p>
     <w:p>
@@ -2778,7 +2828,7 @@
         <w:ind w:firstLine="709"/>
       </w:pPr>
       <w:r>
-        <w:t>Критерий: максимальные напряжения в сечениях деталей механизма σmax ≤ 200 МПа (деталь должна оставаться в упругой области — см. п.12).</w:t>
+        <w:t>Критерий: максимальные напряжения в сечениях деталей механизма σmax ≤ [σ] (деталь должна оставаться в упругой области — см. п.12).</w:t>
       </w:r>
     </w:p>
     <w:p>
@@ -2796,16 +2846,20 @@
         <w:ind w:firstLine="709"/>
       </w:pPr>
       <w:r>
-        <w:t>Тип производства (единичное/мелкосерийное) не предполагает промышленного конвейерного ресурса, но устройство должно выдерживать многократную эксплуатацию без разрушения деталей и потери кинематической точности.</w:t>
+        <w:t>Тип производства (единичное/мелкосерийное) не предполагает промышленного конвейерного ресурса, но устройство должно выдерживать многократную эксплуатацию без разрушения деталей и потери кинематической точности. Принимается расчётный ресурс:</w:t>
       </w:r>
     </w:p>
     <w:p>
       <w:pPr>
-        <w:spacing w:after="80" w:line="276" w:lineRule="auto"/>
-        <w:ind w:firstLine="709"/>
+        <w:spacing w:before="60" w:after="100"/>
+        <w:jc w:val="center"/>
       </w:pPr>
       <w:r>
-        <w:t>Принимается расчётный ресурс: N ≥ 20 000 циклов укупоривания. При ориентировочной интенсивности использования 50–100 циклов/день это соответствует ~1–2 годам активной эксплуатации в условиях мелкого производства/HoReCa.</w:t>
+        <w:rPr>
+          <w:rFonts w:ascii="Cambria Math" w:hAnsi="Cambria Math"/>
+          <w:sz w:val="28"/>
+        </w:rPr>
+        <w:t>N ≥ 20 000 циклов</w:t>
       </w:r>
     </w:p>
     <w:p>
@@ -2814,7 +2868,7 @@
         <w:ind w:firstLine="709"/>
       </w:pPr>
       <w:r>
-        <w:t>Испытание на полный ресурс не входит в задачи кинематического прототипа для защиты курсового проекта — это требование к финальному изделию, а не к демонстрационному прототипу.</w:t>
+        <w:t>При ориентировочной интенсивности использования 50–100 циклов/день это соответствует ~1–2 годам активной эксплуатации в условиях мелкого производства/HoReCa. Испытание на полный ресурс не входит в задачи кинематического прототипа для защиты курсового проекта — это требование к финальному изделию, а не к демонстрационному прототипу.</w:t>
       </w:r>
     </w:p>
     <w:p>
